--- a/Seminario de Sistemas/Clases/Clase 9 - Casos de uso/Taller PI - Clase 9 - VetCare.docx
+++ b/Seminario de Sistemas/Clases/Clase 9 - Casos de uso/Taller PI - Clase 9 - VetCare.docx
@@ -213,7 +213,7 @@
           <w:color w:val="2B2B2B"/>
           <w:sz w:val="22"/>
         </w:rPr>
-        <w:t>El equipo tiene draw.io abierto y la tentacion de dibujar veinte monigotes antes de escribir una sola linea de comportamiento.</w:t>
+        <w:t>El equipo tiene draw.io abierto y la tentacion de dibujar veinte figuras de actor antes de escribir una sola linea de comportamiento.</w:t>
       </w:r>
     </w:p>
     <w:p>
